--- a/Log/Loghub.docx
+++ b/Log/Loghub.docx
@@ -2311,7 +2311,6 @@
             <w:insideH w:val="none" w:color="auto" w:sz="0" w:space="0"/>
             <w:insideV w:val="none" w:color="auto" w:sz="0" w:space="0"/>
           </w:tblBorders>
-          <w:shd w:val="clear" w:color="auto" w:fill="auto"/>
           <w:tblCellMar>
             <w:top w:w="15" w:type="dxa"/>
             <w:left w:w="15" w:type="dxa"/>
@@ -3061,7 +3060,6 @@
             <w:insideH w:val="none" w:color="auto" w:sz="0" w:space="0"/>
             <w:insideV w:val="none" w:color="auto" w:sz="0" w:space="0"/>
           </w:tblBorders>
-          <w:shd w:val="clear" w:color="auto" w:fill="auto"/>
           <w:tblCellMar>
             <w:top w:w="15" w:type="dxa"/>
             <w:left w:w="15" w:type="dxa"/>
@@ -3490,7 +3488,6 @@
             <w:insideH w:val="none" w:color="auto" w:sz="0" w:space="0"/>
             <w:insideV w:val="none" w:color="auto" w:sz="0" w:space="0"/>
           </w:tblBorders>
-          <w:shd w:val="clear" w:color="auto" w:fill="auto"/>
           <w:tblCellMar>
             <w:top w:w="15" w:type="dxa"/>
             <w:left w:w="15" w:type="dxa"/>
@@ -7068,7 +7065,6 @@
             <w:insideH w:val="none" w:color="auto" w:sz="0" w:space="0"/>
             <w:insideV w:val="none" w:color="auto" w:sz="0" w:space="0"/>
           </w:tblBorders>
-          <w:shd w:val="clear" w:color="auto" w:fill="auto"/>
           <w:tblCellMar>
             <w:top w:w="15" w:type="dxa"/>
             <w:left w:w="15" w:type="dxa"/>
@@ -7884,6 +7880,7 @@
             <w:insideH w:val="none" w:color="auto" w:sz="0" w:space="0"/>
             <w:insideV w:val="none" w:color="auto" w:sz="0" w:space="0"/>
           </w:tblBorders>
+          <w:shd w:val="clear" w:color="auto" w:fill="auto"/>
           <w:tblCellMar>
             <w:top w:w="15" w:type="dxa"/>
             <w:left w:w="15" w:type="dxa"/>
@@ -8146,7 +8143,6 @@
             <w:insideH w:val="none" w:color="auto" w:sz="0" w:space="0"/>
             <w:insideV w:val="none" w:color="auto" w:sz="0" w:space="0"/>
           </w:tblBorders>
-          <w:shd w:val="clear" w:color="auto" w:fill="auto"/>
           <w:tblCellMar>
             <w:top w:w="15" w:type="dxa"/>
             <w:left w:w="15" w:type="dxa"/>
@@ -8270,6 +8266,7 @@
             <w:insideH w:val="none" w:color="auto" w:sz="0" w:space="0"/>
             <w:insideV w:val="none" w:color="auto" w:sz="0" w:space="0"/>
           </w:tblBorders>
+          <w:shd w:val="clear" w:color="auto" w:fill="auto"/>
           <w:tblCellMar>
             <w:top w:w="15" w:type="dxa"/>
             <w:left w:w="15" w:type="dxa"/>
@@ -9047,6 +9044,12 @@
             <w:insideH w:val="single" w:color="auto" w:sz="4" w:space="0"/>
             <w:insideV w:val="single" w:color="auto" w:sz="4" w:space="0"/>
           </w:tblBorders>
+          <w:tblCellMar>
+            <w:top w:w="0" w:type="dxa"/>
+            <w:left w:w="108" w:type="dxa"/>
+            <w:bottom w:w="0" w:type="dxa"/>
+            <w:right w:w="108" w:type="dxa"/>
+          </w:tblCellMar>
         </w:tblPrEx>
         <w:tc>
           <w:tcPr>
@@ -10806,7 +10809,7 @@
         <w:adjustRightInd/>
         <w:snapToGrid/>
         <w:textAlignment w:val="auto"/>
-        <w:outlineLvl w:val="0"/>
+        <w:outlineLvl w:val="9"/>
         <w:rPr>
           <w:rFonts w:hint="eastAsia" w:ascii="Times New Roman" w:hAnsi="Times New Roman"/>
           <w:sz w:val="24"/>
@@ -10824,6 +10827,21 @@
     </w:p>
     <w:p>
       <w:pPr>
+        <w:keepNext w:val="0"/>
+        <w:keepLines w:val="0"/>
+        <w:pageBreakBefore w:val="0"/>
+        <w:widowControl w:val="0"/>
+        <w:kinsoku/>
+        <w:wordWrap/>
+        <w:overflowPunct/>
+        <w:topLinePunct w:val="0"/>
+        <w:autoSpaceDE/>
+        <w:autoSpaceDN/>
+        <w:bidi w:val="0"/>
+        <w:adjustRightInd/>
+        <w:snapToGrid/>
+        <w:textAlignment w:val="auto"/>
+        <w:outlineLvl w:val="9"/>
         <w:rPr>
           <w:rFonts w:ascii="Times New Roman" w:hAnsi="Times New Roman"/>
           <w:sz w:val="24"/>
@@ -10839,6 +10857,21 @@
     </w:p>
     <w:p>
       <w:pPr>
+        <w:keepNext w:val="0"/>
+        <w:keepLines w:val="0"/>
+        <w:pageBreakBefore w:val="0"/>
+        <w:widowControl w:val="0"/>
+        <w:kinsoku/>
+        <w:wordWrap/>
+        <w:overflowPunct/>
+        <w:topLinePunct w:val="0"/>
+        <w:autoSpaceDE/>
+        <w:autoSpaceDN/>
+        <w:bidi w:val="0"/>
+        <w:adjustRightInd/>
+        <w:snapToGrid/>
+        <w:textAlignment w:val="auto"/>
+        <w:outlineLvl w:val="9"/>
         <w:rPr>
           <w:rFonts w:ascii="Times New Roman" w:hAnsi="Times New Roman"/>
           <w:sz w:val="24"/>
@@ -10890,6 +10923,21 @@
     </w:p>
     <w:p>
       <w:pPr>
+        <w:keepNext w:val="0"/>
+        <w:keepLines w:val="0"/>
+        <w:pageBreakBefore w:val="0"/>
+        <w:widowControl w:val="0"/>
+        <w:kinsoku/>
+        <w:wordWrap/>
+        <w:overflowPunct/>
+        <w:topLinePunct w:val="0"/>
+        <w:autoSpaceDE/>
+        <w:autoSpaceDN/>
+        <w:bidi w:val="0"/>
+        <w:adjustRightInd/>
+        <w:snapToGrid/>
+        <w:textAlignment w:val="auto"/>
+        <w:outlineLvl w:val="9"/>
         <w:rPr>
           <w:rFonts w:ascii="Times New Roman" w:hAnsi="Times New Roman"/>
           <w:sz w:val="24"/>
@@ -10898,6 +10946,21 @@
     </w:p>
     <w:p>
       <w:pPr>
+        <w:keepNext w:val="0"/>
+        <w:keepLines w:val="0"/>
+        <w:pageBreakBefore w:val="0"/>
+        <w:widowControl w:val="0"/>
+        <w:kinsoku/>
+        <w:wordWrap/>
+        <w:overflowPunct/>
+        <w:topLinePunct w:val="0"/>
+        <w:autoSpaceDE/>
+        <w:autoSpaceDN/>
+        <w:bidi w:val="0"/>
+        <w:adjustRightInd/>
+        <w:snapToGrid/>
+        <w:textAlignment w:val="auto"/>
+        <w:outlineLvl w:val="9"/>
         <w:rPr>
           <w:rFonts w:ascii="Times New Roman" w:hAnsi="Times New Roman"/>
           <w:sz w:val="24"/>
@@ -10906,6 +10969,21 @@
     </w:p>
     <w:p>
       <w:pPr>
+        <w:keepNext w:val="0"/>
+        <w:keepLines w:val="0"/>
+        <w:pageBreakBefore w:val="0"/>
+        <w:widowControl w:val="0"/>
+        <w:kinsoku/>
+        <w:wordWrap/>
+        <w:overflowPunct/>
+        <w:topLinePunct w:val="0"/>
+        <w:autoSpaceDE/>
+        <w:autoSpaceDN/>
+        <w:bidi w:val="0"/>
+        <w:adjustRightInd/>
+        <w:snapToGrid/>
+        <w:textAlignment w:val="auto"/>
+        <w:outlineLvl w:val="9"/>
         <w:rPr>
           <w:rFonts w:ascii="Times New Roman" w:hAnsi="Times New Roman"/>
           <w:sz w:val="24"/>
@@ -10928,7 +11006,7 @@
         <w:adjustRightInd/>
         <w:snapToGrid/>
         <w:textAlignment w:val="auto"/>
-        <w:outlineLvl w:val="0"/>
+        <w:outlineLvl w:val="9"/>
         <w:rPr>
           <w:rFonts w:hint="eastAsia" w:ascii="Times New Roman" w:hAnsi="Times New Roman"/>
           <w:b/>
@@ -10966,7 +11044,7 @@
         <w:adjustRightInd/>
         <w:snapToGrid/>
         <w:textAlignment w:val="auto"/>
-        <w:outlineLvl w:val="0"/>
+        <w:outlineLvl w:val="9"/>
         <w:rPr>
           <w:rFonts w:hint="eastAsia" w:ascii="Times New Roman" w:hAnsi="Times New Roman"/>
           <w:sz w:val="24"/>
@@ -10984,6 +11062,21 @@
     </w:p>
     <w:p>
       <w:pPr>
+        <w:keepNext w:val="0"/>
+        <w:keepLines w:val="0"/>
+        <w:pageBreakBefore w:val="0"/>
+        <w:widowControl w:val="0"/>
+        <w:kinsoku/>
+        <w:wordWrap/>
+        <w:overflowPunct/>
+        <w:topLinePunct w:val="0"/>
+        <w:autoSpaceDE/>
+        <w:autoSpaceDN/>
+        <w:bidi w:val="0"/>
+        <w:adjustRightInd/>
+        <w:snapToGrid/>
+        <w:textAlignment w:val="auto"/>
+        <w:outlineLvl w:val="9"/>
         <w:rPr>
           <w:rFonts w:ascii="Times New Roman" w:hAnsi="Times New Roman"/>
           <w:sz w:val="24"/>
@@ -11029,6 +11122,21 @@
     </w:p>
     <w:p>
       <w:pPr>
+        <w:keepNext w:val="0"/>
+        <w:keepLines w:val="0"/>
+        <w:pageBreakBefore w:val="0"/>
+        <w:widowControl w:val="0"/>
+        <w:kinsoku/>
+        <w:wordWrap/>
+        <w:overflowPunct/>
+        <w:topLinePunct w:val="0"/>
+        <w:autoSpaceDE/>
+        <w:autoSpaceDN/>
+        <w:bidi w:val="0"/>
+        <w:adjustRightInd/>
+        <w:snapToGrid/>
+        <w:textAlignment w:val="auto"/>
+        <w:outlineLvl w:val="9"/>
         <w:rPr>
           <w:rFonts w:ascii="Times New Roman" w:hAnsi="Times New Roman"/>
           <w:sz w:val="24"/>
@@ -11080,6 +11188,21 @@
     </w:p>
     <w:p>
       <w:pPr>
+        <w:keepNext w:val="0"/>
+        <w:keepLines w:val="0"/>
+        <w:pageBreakBefore w:val="0"/>
+        <w:widowControl w:val="0"/>
+        <w:kinsoku/>
+        <w:wordWrap/>
+        <w:overflowPunct/>
+        <w:topLinePunct w:val="0"/>
+        <w:autoSpaceDE/>
+        <w:autoSpaceDN/>
+        <w:bidi w:val="0"/>
+        <w:adjustRightInd/>
+        <w:snapToGrid/>
+        <w:textAlignment w:val="auto"/>
+        <w:outlineLvl w:val="9"/>
         <w:rPr>
           <w:rFonts w:ascii="Times New Roman" w:hAnsi="Times New Roman"/>
           <w:sz w:val="24"/>
@@ -11215,6 +11338,21 @@
     </w:p>
     <w:p>
       <w:pPr>
+        <w:keepNext w:val="0"/>
+        <w:keepLines w:val="0"/>
+        <w:pageBreakBefore w:val="0"/>
+        <w:widowControl w:val="0"/>
+        <w:kinsoku/>
+        <w:wordWrap/>
+        <w:overflowPunct/>
+        <w:topLinePunct w:val="0"/>
+        <w:autoSpaceDE/>
+        <w:autoSpaceDN/>
+        <w:bidi w:val="0"/>
+        <w:adjustRightInd/>
+        <w:snapToGrid/>
+        <w:textAlignment w:val="auto"/>
+        <w:outlineLvl w:val="9"/>
         <w:rPr>
           <w:rFonts w:ascii="Times New Roman" w:hAnsi="Times New Roman"/>
           <w:sz w:val="24"/>
@@ -11237,7 +11375,7 @@
         <w:adjustRightInd/>
         <w:snapToGrid/>
         <w:textAlignment w:val="auto"/>
-        <w:outlineLvl w:val="0"/>
+        <w:outlineLvl w:val="9"/>
         <w:rPr>
           <w:rFonts w:hint="eastAsia" w:ascii="Times New Roman" w:hAnsi="Times New Roman"/>
           <w:sz w:val="32"/>
@@ -11257,6 +11395,21 @@
     </w:p>
     <w:p>
       <w:pPr>
+        <w:keepNext w:val="0"/>
+        <w:keepLines w:val="0"/>
+        <w:pageBreakBefore w:val="0"/>
+        <w:widowControl w:val="0"/>
+        <w:kinsoku/>
+        <w:wordWrap/>
+        <w:overflowPunct/>
+        <w:topLinePunct w:val="0"/>
+        <w:autoSpaceDE/>
+        <w:autoSpaceDN/>
+        <w:bidi w:val="0"/>
+        <w:adjustRightInd/>
+        <w:snapToGrid/>
+        <w:textAlignment w:val="auto"/>
+        <w:outlineLvl w:val="9"/>
         <w:rPr>
           <w:rFonts w:ascii="Times New Roman" w:hAnsi="Times New Roman"/>
           <w:sz w:val="24"/>
@@ -11302,6 +11455,21 @@
     </w:p>
     <w:p>
       <w:pPr>
+        <w:keepNext w:val="0"/>
+        <w:keepLines w:val="0"/>
+        <w:pageBreakBefore w:val="0"/>
+        <w:widowControl w:val="0"/>
+        <w:kinsoku/>
+        <w:wordWrap/>
+        <w:overflowPunct/>
+        <w:topLinePunct w:val="0"/>
+        <w:autoSpaceDE/>
+        <w:autoSpaceDN/>
+        <w:bidi w:val="0"/>
+        <w:adjustRightInd/>
+        <w:snapToGrid/>
+        <w:textAlignment w:val="auto"/>
+        <w:outlineLvl w:val="9"/>
         <w:rPr>
           <w:rFonts w:ascii="Times New Roman" w:hAnsi="Times New Roman"/>
           <w:sz w:val="24"/>
@@ -11310,6 +11478,21 @@
     </w:p>
     <w:p>
       <w:pPr>
+        <w:keepNext w:val="0"/>
+        <w:keepLines w:val="0"/>
+        <w:pageBreakBefore w:val="0"/>
+        <w:widowControl w:val="0"/>
+        <w:kinsoku/>
+        <w:wordWrap/>
+        <w:overflowPunct/>
+        <w:topLinePunct w:val="0"/>
+        <w:autoSpaceDE/>
+        <w:autoSpaceDN/>
+        <w:bidi w:val="0"/>
+        <w:adjustRightInd/>
+        <w:snapToGrid/>
+        <w:textAlignment w:val="auto"/>
+        <w:outlineLvl w:val="9"/>
         <w:rPr>
           <w:rFonts w:ascii="Times New Roman" w:hAnsi="Times New Roman"/>
           <w:sz w:val="24"/>
@@ -11332,7 +11515,7 @@
         <w:adjustRightInd/>
         <w:snapToGrid/>
         <w:textAlignment w:val="auto"/>
-        <w:outlineLvl w:val="0"/>
+        <w:outlineLvl w:val="9"/>
         <w:rPr>
           <w:rFonts w:hint="eastAsia" w:ascii="Times New Roman" w:hAnsi="Times New Roman"/>
           <w:b/>
@@ -11372,7 +11555,7 @@
         <w:adjustRightInd/>
         <w:snapToGrid/>
         <w:textAlignment w:val="auto"/>
-        <w:outlineLvl w:val="0"/>
+        <w:outlineLvl w:val="9"/>
         <w:rPr>
           <w:rFonts w:hint="eastAsia" w:ascii="Times New Roman" w:hAnsi="Times New Roman"/>
           <w:sz w:val="32"/>
@@ -11392,6 +11575,21 @@
     </w:p>
     <w:p>
       <w:pPr>
+        <w:keepNext w:val="0"/>
+        <w:keepLines w:val="0"/>
+        <w:pageBreakBefore w:val="0"/>
+        <w:widowControl w:val="0"/>
+        <w:kinsoku/>
+        <w:wordWrap/>
+        <w:overflowPunct/>
+        <w:topLinePunct w:val="0"/>
+        <w:autoSpaceDE/>
+        <w:autoSpaceDN/>
+        <w:bidi w:val="0"/>
+        <w:adjustRightInd/>
+        <w:snapToGrid/>
+        <w:textAlignment w:val="auto"/>
+        <w:outlineLvl w:val="9"/>
         <w:rPr>
           <w:rFonts w:ascii="Times New Roman" w:hAnsi="Times New Roman"/>
           <w:sz w:val="24"/>
@@ -11437,6 +11635,21 @@
     </w:p>
     <w:p>
       <w:pPr>
+        <w:keepNext w:val="0"/>
+        <w:keepLines w:val="0"/>
+        <w:pageBreakBefore w:val="0"/>
+        <w:widowControl w:val="0"/>
+        <w:kinsoku/>
+        <w:wordWrap/>
+        <w:overflowPunct/>
+        <w:topLinePunct w:val="0"/>
+        <w:autoSpaceDE/>
+        <w:autoSpaceDN/>
+        <w:bidi w:val="0"/>
+        <w:adjustRightInd/>
+        <w:snapToGrid/>
+        <w:textAlignment w:val="auto"/>
+        <w:outlineLvl w:val="9"/>
         <w:rPr>
           <w:rFonts w:ascii="Times New Roman" w:hAnsi="Times New Roman"/>
           <w:sz w:val="24"/>
@@ -11488,6 +11701,21 @@
     </w:p>
     <w:p>
       <w:pPr>
+        <w:keepNext w:val="0"/>
+        <w:keepLines w:val="0"/>
+        <w:pageBreakBefore w:val="0"/>
+        <w:widowControl w:val="0"/>
+        <w:kinsoku/>
+        <w:wordWrap/>
+        <w:overflowPunct/>
+        <w:topLinePunct w:val="0"/>
+        <w:autoSpaceDE/>
+        <w:autoSpaceDN/>
+        <w:bidi w:val="0"/>
+        <w:adjustRightInd/>
+        <w:snapToGrid/>
+        <w:textAlignment w:val="auto"/>
+        <w:outlineLvl w:val="9"/>
         <w:rPr>
           <w:rFonts w:ascii="Times New Roman" w:hAnsi="Times New Roman"/>
           <w:sz w:val="24"/>
@@ -11510,7 +11738,7 @@
         <w:adjustRightInd/>
         <w:snapToGrid/>
         <w:textAlignment w:val="auto"/>
-        <w:outlineLvl w:val="0"/>
+        <w:outlineLvl w:val="9"/>
         <w:rPr>
           <w:rFonts w:hint="eastAsia" w:ascii="Times New Roman" w:hAnsi="Times New Roman"/>
           <w:b/>
@@ -13304,7 +13532,7 @@
         <w:bidi w:val="0"/>
         <w:adjustRightInd/>
         <w:snapToGrid/>
-        <w:ind w:firstLine="420" w:firstLineChars="200"/>
+        <w:ind w:firstLine="422" w:firstLineChars="200"/>
         <w:textAlignment w:val="auto"/>
         <w:rPr>
           <w:rFonts w:hint="eastAsia" w:ascii="Times New Roman" w:hAnsi="Times New Roman"/>
@@ -13315,6 +13543,218 @@
           <w:lang w:val="en-US" w:eastAsia="zh-CN"/>
         </w:rPr>
       </w:pPr>
+      <w:r>
+        <w:rPr>
+          <w:rFonts w:hint="eastAsia" w:ascii="Times New Roman" w:hAnsi="Times New Roman"/>
+          <w:b/>
+          <w:bCs/>
+          <w:sz w:val="21"/>
+          <w:szCs w:val="21"/>
+          <w:lang w:val="en-US" w:eastAsia="zh-CN"/>
+        </w:rPr>
+        <w:t>核心贡献</w:t>
+      </w:r>
+      <w:r>
+        <w:rPr>
+          <w:rFonts w:hint="eastAsia" w:ascii="Times New Roman" w:hAnsi="Times New Roman"/>
+          <w:b w:val="0"/>
+          <w:bCs w:val="0"/>
+          <w:sz w:val="21"/>
+          <w:szCs w:val="21"/>
+          <w:lang w:val="en-US" w:eastAsia="zh-CN"/>
+        </w:rPr>
+        <w:t>：本文提出了DRLLog，一种基于深度强化学习（DRL）的在线日志异常检测模型。该模型将日志序列映射为智能体的状态与环境交互，实现对日志序列模式的持续在线学习。为解决在线部署的开销与数据不平衡问题，模型引入了低秩自适应（LoRA）技术降低计算复杂度，并设计了结合均方误差与焦点损失（FocalLoss）的混合损失函数。</w:t>
+      </w:r>
+    </w:p>
+    <w:p>
+      <w:pPr>
+        <w:keepNext w:val="0"/>
+        <w:keepLines w:val="0"/>
+        <w:pageBreakBefore w:val="0"/>
+        <w:widowControl w:val="0"/>
+        <w:kinsoku/>
+        <w:wordWrap/>
+        <w:overflowPunct/>
+        <w:topLinePunct w:val="0"/>
+        <w:autoSpaceDE/>
+        <w:autoSpaceDN/>
+        <w:bidi w:val="0"/>
+        <w:adjustRightInd/>
+        <w:snapToGrid/>
+        <w:ind w:firstLine="422" w:firstLineChars="200"/>
+        <w:textAlignment w:val="auto"/>
+        <w:rPr>
+          <w:rFonts w:hint="eastAsia" w:ascii="Times New Roman" w:hAnsi="Times New Roman"/>
+          <w:b/>
+          <w:bCs/>
+          <w:sz w:val="21"/>
+          <w:szCs w:val="21"/>
+          <w:lang w:val="en-US" w:eastAsia="zh-CN"/>
+        </w:rPr>
+      </w:pPr>
+      <w:r>
+        <w:rPr>
+          <w:rFonts w:hint="eastAsia" w:ascii="Times New Roman" w:hAnsi="Times New Roman"/>
+          <w:b/>
+          <w:bCs/>
+          <w:sz w:val="21"/>
+          <w:szCs w:val="21"/>
+          <w:lang w:val="en-US" w:eastAsia="zh-CN"/>
+        </w:rPr>
+        <w:t>关键创新点：</w:t>
+      </w:r>
+    </w:p>
+    <w:p>
+      <w:pPr>
+        <w:keepNext w:val="0"/>
+        <w:keepLines w:val="0"/>
+        <w:pageBreakBefore w:val="0"/>
+        <w:widowControl w:val="0"/>
+        <w:kinsoku/>
+        <w:wordWrap/>
+        <w:overflowPunct/>
+        <w:topLinePunct w:val="0"/>
+        <w:autoSpaceDE/>
+        <w:autoSpaceDN/>
+        <w:bidi w:val="0"/>
+        <w:adjustRightInd/>
+        <w:snapToGrid/>
+        <w:ind w:firstLine="420" w:firstLineChars="200"/>
+        <w:textAlignment w:val="auto"/>
+        <w:rPr>
+          <w:rFonts w:hint="eastAsia" w:ascii="Times New Roman" w:hAnsi="Times New Roman"/>
+          <w:b w:val="0"/>
+          <w:bCs w:val="0"/>
+          <w:sz w:val="21"/>
+          <w:szCs w:val="21"/>
+          <w:lang w:val="en-US" w:eastAsia="zh-CN"/>
+        </w:rPr>
+      </w:pPr>
+      <w:r>
+        <w:rPr>
+          <w:rFonts w:hint="eastAsia" w:ascii="Times New Roman" w:hAnsi="Times New Roman"/>
+          <w:b w:val="0"/>
+          <w:bCs w:val="0"/>
+          <w:sz w:val="21"/>
+          <w:szCs w:val="21"/>
+          <w:lang w:val="en-US" w:eastAsia="zh-CN"/>
+        </w:rPr>
+        <w:t>将深度Q网络（DQN）应用于无监督序列异常检测，通过设计特定的状态转换与奖励机制提取序列特征。</w:t>
+      </w:r>
+    </w:p>
+    <w:p>
+      <w:pPr>
+        <w:keepNext w:val="0"/>
+        <w:keepLines w:val="0"/>
+        <w:pageBreakBefore w:val="0"/>
+        <w:widowControl w:val="0"/>
+        <w:kinsoku/>
+        <w:wordWrap/>
+        <w:overflowPunct/>
+        <w:topLinePunct w:val="0"/>
+        <w:autoSpaceDE/>
+        <w:autoSpaceDN/>
+        <w:bidi w:val="0"/>
+        <w:adjustRightInd/>
+        <w:snapToGrid/>
+        <w:ind w:firstLine="420" w:firstLineChars="200"/>
+        <w:textAlignment w:val="auto"/>
+        <w:rPr>
+          <w:rFonts w:hint="eastAsia" w:ascii="Times New Roman" w:hAnsi="Times New Roman"/>
+          <w:b w:val="0"/>
+          <w:bCs w:val="0"/>
+          <w:sz w:val="21"/>
+          <w:szCs w:val="21"/>
+          <w:lang w:val="en-US" w:eastAsia="zh-CN"/>
+        </w:rPr>
+      </w:pPr>
+      <w:r>
+        <w:rPr>
+          <w:rFonts w:hint="eastAsia" w:ascii="Times New Roman" w:hAnsi="Times New Roman"/>
+          <w:b w:val="0"/>
+          <w:bCs w:val="0"/>
+          <w:sz w:val="21"/>
+          <w:szCs w:val="21"/>
+          <w:lang w:val="en-US" w:eastAsia="zh-CN"/>
+        </w:rPr>
+        <w:t>在DQN的全连接层中引入LoRA进行微调，以极低的参数量实现模型的在线增量更新。</w:t>
+      </w:r>
+    </w:p>
+    <w:p>
+      <w:pPr>
+        <w:keepNext w:val="0"/>
+        <w:keepLines w:val="0"/>
+        <w:pageBreakBefore w:val="0"/>
+        <w:widowControl w:val="0"/>
+        <w:kinsoku/>
+        <w:wordWrap/>
+        <w:overflowPunct/>
+        <w:topLinePunct w:val="0"/>
+        <w:autoSpaceDE/>
+        <w:autoSpaceDN/>
+        <w:bidi w:val="0"/>
+        <w:adjustRightInd/>
+        <w:snapToGrid/>
+        <w:ind w:firstLine="420" w:firstLineChars="200"/>
+        <w:textAlignment w:val="auto"/>
+        <w:rPr>
+          <w:rFonts w:hint="eastAsia" w:ascii="Times New Roman" w:hAnsi="Times New Roman"/>
+          <w:b w:val="0"/>
+          <w:bCs w:val="0"/>
+          <w:sz w:val="21"/>
+          <w:szCs w:val="21"/>
+          <w:lang w:val="en-US" w:eastAsia="zh-CN"/>
+        </w:rPr>
+      </w:pPr>
+      <w:r>
+        <w:rPr>
+          <w:rFonts w:hint="eastAsia" w:ascii="Times New Roman" w:hAnsi="Times New Roman"/>
+          <w:b w:val="0"/>
+          <w:bCs w:val="0"/>
+          <w:sz w:val="21"/>
+          <w:szCs w:val="21"/>
+          <w:lang w:val="en-US" w:eastAsia="zh-CN"/>
+        </w:rPr>
+        <w:t xml:space="preserve">提出平衡焦点损失函数，使模型在极端不平衡的日志数据中聚焦于难以识别的异常样本。  </w:t>
+      </w:r>
+    </w:p>
+    <w:p>
+      <w:pPr>
+        <w:keepNext w:val="0"/>
+        <w:keepLines w:val="0"/>
+        <w:pageBreakBefore w:val="0"/>
+        <w:widowControl w:val="0"/>
+        <w:kinsoku/>
+        <w:wordWrap/>
+        <w:overflowPunct/>
+        <w:topLinePunct w:val="0"/>
+        <w:autoSpaceDE/>
+        <w:autoSpaceDN/>
+        <w:bidi w:val="0"/>
+        <w:adjustRightInd/>
+        <w:snapToGrid/>
+        <w:textAlignment w:val="auto"/>
+        <w:outlineLvl w:val="1"/>
+        <w:rPr>
+          <w:rFonts w:hint="default" w:ascii="Times New Roman" w:hAnsi="Times New Roman"/>
+          <w:b/>
+          <w:bCs/>
+          <w:sz w:val="28"/>
+          <w:szCs w:val="28"/>
+          <w:lang w:val="en-US" w:eastAsia="zh-CN"/>
+        </w:rPr>
+      </w:pPr>
+      <w:r>
+        <w:rPr>
+          <w:rFonts w:hint="eastAsia" w:ascii="Times New Roman" w:hAnsi="Times New Roman"/>
+          <w:b/>
+          <w:bCs/>
+          <w:sz w:val="28"/>
+          <w:szCs w:val="28"/>
+          <w:lang w:val="en-US" w:eastAsia="zh-CN"/>
+        </w:rPr>
+        <w:t>背景与问题</w:t>
+      </w:r>
     </w:p>
     <w:p>
       <w:pPr>
@@ -13341,22 +13781,615 @@
           <w:lang w:val="en-US" w:eastAsia="zh-CN"/>
         </w:rPr>
       </w:pPr>
-    </w:p>
-    <w:p>
-      <w:pPr>
-        <w:keepNext w:val="0"/>
-        <w:keepLines w:val="0"/>
-        <w:pageBreakBefore w:val="0"/>
-        <w:widowControl w:val="0"/>
-        <w:kinsoku/>
-        <w:wordWrap/>
-        <w:overflowPunct/>
-        <w:topLinePunct w:val="0"/>
-        <w:autoSpaceDE/>
-        <w:autoSpaceDN/>
-        <w:bidi w:val="0"/>
-        <w:adjustRightInd/>
-        <w:snapToGrid/>
+      <w:r>
+        <w:rPr>
+          <w:rFonts w:hint="eastAsia" w:ascii="Times New Roman" w:hAnsi="Times New Roman"/>
+          <w:b w:val="0"/>
+          <w:bCs w:val="0"/>
+          <w:sz w:val="24"/>
+          <w:lang w:val="en-US" w:eastAsia="zh-CN"/>
+        </w:rPr>
+        <w:t>试图解决的问题：在大规模计算机系统中，准确、实时地从海量且类别极度不平衡的在线日志中检测出单点异常与序列异常。</w:t>
+      </w:r>
+    </w:p>
+    <w:p>
+      <w:pPr>
+        <w:keepNext w:val="0"/>
+        <w:keepLines w:val="0"/>
+        <w:pageBreakBefore w:val="0"/>
+        <w:widowControl w:val="0"/>
+        <w:kinsoku/>
+        <w:wordWrap/>
+        <w:overflowPunct/>
+        <w:topLinePunct w:val="0"/>
+        <w:autoSpaceDE/>
+        <w:autoSpaceDN/>
+        <w:bidi w:val="0"/>
+        <w:adjustRightInd/>
+        <w:snapToGrid/>
+        <w:ind w:firstLine="480" w:firstLineChars="200"/>
+        <w:textAlignment w:val="auto"/>
+        <w:rPr>
+          <w:rFonts w:hint="eastAsia" w:ascii="Times New Roman" w:hAnsi="Times New Roman"/>
+          <w:b w:val="0"/>
+          <w:bCs w:val="0"/>
+          <w:sz w:val="24"/>
+          <w:lang w:val="en-US" w:eastAsia="zh-CN"/>
+        </w:rPr>
+      </w:pPr>
+      <w:r>
+        <w:rPr>
+          <w:rFonts w:hint="eastAsia" w:ascii="Times New Roman" w:hAnsi="Times New Roman"/>
+          <w:b w:val="0"/>
+          <w:bCs w:val="0"/>
+          <w:sz w:val="24"/>
+          <w:lang w:val="en-US" w:eastAsia="zh-CN"/>
+        </w:rPr>
+        <w:t>现有方法的局限：</w:t>
+      </w:r>
+    </w:p>
+    <w:p>
+      <w:pPr>
+        <w:keepNext w:val="0"/>
+        <w:keepLines w:val="0"/>
+        <w:pageBreakBefore w:val="0"/>
+        <w:widowControl w:val="0"/>
+        <w:kinsoku/>
+        <w:wordWrap/>
+        <w:overflowPunct/>
+        <w:topLinePunct w:val="0"/>
+        <w:autoSpaceDE/>
+        <w:autoSpaceDN/>
+        <w:bidi w:val="0"/>
+        <w:adjustRightInd/>
+        <w:snapToGrid/>
+        <w:ind w:firstLine="480" w:firstLineChars="200"/>
+        <w:textAlignment w:val="auto"/>
+        <w:rPr>
+          <w:rFonts w:hint="eastAsia" w:ascii="Times New Roman" w:hAnsi="Times New Roman"/>
+          <w:b w:val="0"/>
+          <w:bCs w:val="0"/>
+          <w:sz w:val="24"/>
+          <w:lang w:val="en-US" w:eastAsia="zh-CN"/>
+        </w:rPr>
+      </w:pPr>
+      <w:r>
+        <w:rPr>
+          <w:rFonts w:hint="eastAsia" w:ascii="Times New Roman" w:hAnsi="Times New Roman"/>
+          <w:b w:val="0"/>
+          <w:bCs w:val="0"/>
+          <w:sz w:val="24"/>
+          <w:lang w:val="en-US" w:eastAsia="zh-CN"/>
+        </w:rPr>
+        <w:t>传统方法高度依赖领域专家的规则定义，难以识别未知故障模型，且无法进行在线增量更新。</w:t>
+      </w:r>
+    </w:p>
+    <w:p>
+      <w:pPr>
+        <w:keepNext w:val="0"/>
+        <w:keepLines w:val="0"/>
+        <w:pageBreakBefore w:val="0"/>
+        <w:widowControl w:val="0"/>
+        <w:kinsoku/>
+        <w:wordWrap/>
+        <w:overflowPunct/>
+        <w:topLinePunct w:val="0"/>
+        <w:autoSpaceDE/>
+        <w:autoSpaceDN/>
+        <w:bidi w:val="0"/>
+        <w:adjustRightInd/>
+        <w:snapToGrid/>
+        <w:ind w:firstLine="480" w:firstLineChars="200"/>
+        <w:textAlignment w:val="auto"/>
+        <w:rPr>
+          <w:rFonts w:hint="eastAsia" w:ascii="Times New Roman" w:hAnsi="Times New Roman"/>
+          <w:b w:val="0"/>
+          <w:bCs w:val="0"/>
+          <w:sz w:val="24"/>
+          <w:lang w:val="en-US" w:eastAsia="zh-CN"/>
+        </w:rPr>
+      </w:pPr>
+      <w:r>
+        <w:rPr>
+          <w:rFonts w:hint="eastAsia" w:ascii="Times New Roman" w:hAnsi="Times New Roman"/>
+          <w:b w:val="0"/>
+          <w:bCs w:val="0"/>
+          <w:sz w:val="24"/>
+          <w:lang w:val="en-US" w:eastAsia="zh-CN"/>
+        </w:rPr>
+        <w:t>现有的深度学习方法（如DeepLog、LogRobust）依赖大量历史数据的离线训练，系统架构更迭导致的新日志模式需要重新训练整个模型，计算成本高昂。</w:t>
+      </w:r>
+    </w:p>
+    <w:p>
+      <w:pPr>
+        <w:keepNext w:val="0"/>
+        <w:keepLines w:val="0"/>
+        <w:pageBreakBefore w:val="0"/>
+        <w:widowControl w:val="0"/>
+        <w:kinsoku/>
+        <w:wordWrap/>
+        <w:overflowPunct/>
+        <w:topLinePunct w:val="0"/>
+        <w:autoSpaceDE/>
+        <w:autoSpaceDN/>
+        <w:bidi w:val="0"/>
+        <w:adjustRightInd/>
+        <w:snapToGrid/>
+        <w:ind w:firstLine="480" w:firstLineChars="200"/>
+        <w:textAlignment w:val="auto"/>
+        <w:rPr>
+          <w:rFonts w:hint="eastAsia" w:ascii="Times New Roman" w:hAnsi="Times New Roman"/>
+          <w:b w:val="0"/>
+          <w:bCs w:val="0"/>
+          <w:sz w:val="24"/>
+          <w:lang w:val="en-US" w:eastAsia="zh-CN"/>
+        </w:rPr>
+      </w:pPr>
+      <w:r>
+        <w:rPr>
+          <w:rFonts w:hint="eastAsia" w:ascii="Times New Roman" w:hAnsi="Times New Roman"/>
+          <w:b w:val="0"/>
+          <w:bCs w:val="0"/>
+          <w:sz w:val="24"/>
+          <w:lang w:val="en-US" w:eastAsia="zh-CN"/>
+        </w:rPr>
+        <w:t>出发点与假设：将日志异常检测建模为马尔可夫决策过程（MDP）是合理的。假设系统正常运行的日志状态转移遵循特定的可学习概率分布，偏离该策略的决策路径即为异常。</w:t>
+      </w:r>
+    </w:p>
+    <w:p>
+      <w:pPr>
+        <w:keepNext w:val="0"/>
+        <w:keepLines w:val="0"/>
+        <w:pageBreakBefore w:val="0"/>
+        <w:widowControl w:val="0"/>
+        <w:kinsoku/>
+        <w:wordWrap/>
+        <w:overflowPunct/>
+        <w:topLinePunct w:val="0"/>
+        <w:autoSpaceDE/>
+        <w:autoSpaceDN/>
+        <w:bidi w:val="0"/>
+        <w:adjustRightInd/>
+        <w:snapToGrid/>
+        <w:ind w:firstLine="480" w:firstLineChars="200"/>
+        <w:textAlignment w:val="auto"/>
+        <w:rPr>
+          <w:rFonts w:hint="eastAsia" w:ascii="Times New Roman" w:hAnsi="Times New Roman"/>
+          <w:b w:val="0"/>
+          <w:bCs w:val="0"/>
+          <w:sz w:val="24"/>
+          <w:lang w:val="en-US" w:eastAsia="zh-CN"/>
+        </w:rPr>
+      </w:pPr>
+    </w:p>
+    <w:p>
+      <w:pPr>
+        <w:keepNext w:val="0"/>
+        <w:keepLines w:val="0"/>
+        <w:pageBreakBefore w:val="0"/>
+        <w:widowControl w:val="0"/>
+        <w:kinsoku/>
+        <w:wordWrap/>
+        <w:overflowPunct/>
+        <w:topLinePunct w:val="0"/>
+        <w:autoSpaceDE/>
+        <w:autoSpaceDN/>
+        <w:bidi w:val="0"/>
+        <w:adjustRightInd/>
+        <w:snapToGrid/>
+        <w:ind w:firstLine="480" w:firstLineChars="200"/>
+        <w:textAlignment w:val="auto"/>
+        <w:rPr>
+          <w:rFonts w:hint="eastAsia" w:ascii="Times New Roman" w:hAnsi="Times New Roman"/>
+          <w:b w:val="0"/>
+          <w:bCs w:val="0"/>
+          <w:sz w:val="24"/>
+          <w:lang w:val="en-US" w:eastAsia="zh-CN"/>
+        </w:rPr>
+      </w:pPr>
+    </w:p>
+    <w:p>
+      <w:pPr>
+        <w:keepNext w:val="0"/>
+        <w:keepLines w:val="0"/>
+        <w:pageBreakBefore w:val="0"/>
+        <w:widowControl w:val="0"/>
+        <w:kinsoku/>
+        <w:wordWrap/>
+        <w:overflowPunct/>
+        <w:topLinePunct w:val="0"/>
+        <w:autoSpaceDE/>
+        <w:autoSpaceDN/>
+        <w:bidi w:val="0"/>
+        <w:adjustRightInd/>
+        <w:snapToGrid/>
+        <w:ind w:firstLine="480" w:firstLineChars="200"/>
+        <w:textAlignment w:val="auto"/>
+        <w:rPr>
+          <w:rFonts w:hint="eastAsia" w:ascii="Times New Roman" w:hAnsi="Times New Roman"/>
+          <w:b w:val="0"/>
+          <w:bCs w:val="0"/>
+          <w:sz w:val="24"/>
+          <w:lang w:val="en-US" w:eastAsia="zh-CN"/>
+        </w:rPr>
+      </w:pPr>
+    </w:p>
+    <w:p>
+      <w:pPr>
+        <w:keepNext w:val="0"/>
+        <w:keepLines w:val="0"/>
+        <w:pageBreakBefore w:val="0"/>
+        <w:widowControl w:val="0"/>
+        <w:kinsoku/>
+        <w:wordWrap/>
+        <w:overflowPunct/>
+        <w:topLinePunct w:val="0"/>
+        <w:autoSpaceDE/>
+        <w:autoSpaceDN/>
+        <w:bidi w:val="0"/>
+        <w:adjustRightInd/>
+        <w:snapToGrid/>
+        <w:ind w:firstLine="480" w:firstLineChars="200"/>
+        <w:textAlignment w:val="auto"/>
+        <w:rPr>
+          <w:rFonts w:hint="eastAsia" w:ascii="Times New Roman" w:hAnsi="Times New Roman"/>
+          <w:b w:val="0"/>
+          <w:bCs w:val="0"/>
+          <w:sz w:val="24"/>
+          <w:lang w:val="en-US" w:eastAsia="zh-CN"/>
+        </w:rPr>
+      </w:pPr>
+    </w:p>
+    <w:p>
+      <w:pPr>
+        <w:keepNext w:val="0"/>
+        <w:keepLines w:val="0"/>
+        <w:pageBreakBefore w:val="0"/>
+        <w:widowControl w:val="0"/>
+        <w:kinsoku/>
+        <w:wordWrap/>
+        <w:overflowPunct/>
+        <w:topLinePunct w:val="0"/>
+        <w:autoSpaceDE/>
+        <w:autoSpaceDN/>
+        <w:bidi w:val="0"/>
+        <w:adjustRightInd/>
+        <w:snapToGrid/>
+        <w:ind w:firstLine="480" w:firstLineChars="200"/>
+        <w:textAlignment w:val="auto"/>
+        <w:rPr>
+          <w:rFonts w:hint="eastAsia" w:ascii="Times New Roman" w:hAnsi="Times New Roman"/>
+          <w:b w:val="0"/>
+          <w:bCs w:val="0"/>
+          <w:sz w:val="24"/>
+          <w:lang w:val="en-US" w:eastAsia="zh-CN"/>
+        </w:rPr>
+      </w:pPr>
+    </w:p>
+    <w:p>
+      <w:pPr>
+        <w:keepNext w:val="0"/>
+        <w:keepLines w:val="0"/>
+        <w:pageBreakBefore w:val="0"/>
+        <w:widowControl w:val="0"/>
+        <w:kinsoku/>
+        <w:wordWrap/>
+        <w:overflowPunct/>
+        <w:topLinePunct w:val="0"/>
+        <w:autoSpaceDE/>
+        <w:autoSpaceDN/>
+        <w:bidi w:val="0"/>
+        <w:adjustRightInd/>
+        <w:snapToGrid/>
+        <w:ind w:firstLine="480" w:firstLineChars="200"/>
+        <w:textAlignment w:val="auto"/>
+        <w:rPr>
+          <w:rFonts w:hint="eastAsia" w:ascii="Times New Roman" w:hAnsi="Times New Roman"/>
+          <w:b w:val="0"/>
+          <w:bCs w:val="0"/>
+          <w:sz w:val="24"/>
+          <w:lang w:val="en-US" w:eastAsia="zh-CN"/>
+        </w:rPr>
+      </w:pPr>
+    </w:p>
+    <w:p>
+      <w:pPr>
+        <w:keepNext w:val="0"/>
+        <w:keepLines w:val="0"/>
+        <w:pageBreakBefore w:val="0"/>
+        <w:widowControl w:val="0"/>
+        <w:kinsoku/>
+        <w:wordWrap/>
+        <w:overflowPunct/>
+        <w:topLinePunct w:val="0"/>
+        <w:autoSpaceDE/>
+        <w:autoSpaceDN/>
+        <w:bidi w:val="0"/>
+        <w:adjustRightInd/>
+        <w:snapToGrid/>
+        <w:ind w:firstLine="480" w:firstLineChars="200"/>
+        <w:textAlignment w:val="auto"/>
+        <w:rPr>
+          <w:rFonts w:hint="eastAsia" w:ascii="Times New Roman" w:hAnsi="Times New Roman"/>
+          <w:b w:val="0"/>
+          <w:bCs w:val="0"/>
+          <w:sz w:val="24"/>
+          <w:lang w:val="en-US" w:eastAsia="zh-CN"/>
+        </w:rPr>
+      </w:pPr>
+    </w:p>
+    <w:p>
+      <w:pPr>
+        <w:keepNext w:val="0"/>
+        <w:keepLines w:val="0"/>
+        <w:pageBreakBefore w:val="0"/>
+        <w:widowControl w:val="0"/>
+        <w:kinsoku/>
+        <w:wordWrap/>
+        <w:overflowPunct/>
+        <w:topLinePunct w:val="0"/>
+        <w:autoSpaceDE/>
+        <w:autoSpaceDN/>
+        <w:bidi w:val="0"/>
+        <w:adjustRightInd/>
+        <w:snapToGrid/>
+        <w:ind w:firstLine="480" w:firstLineChars="200"/>
+        <w:textAlignment w:val="auto"/>
+        <w:rPr>
+          <w:rFonts w:hint="eastAsia" w:ascii="Times New Roman" w:hAnsi="Times New Roman"/>
+          <w:b w:val="0"/>
+          <w:bCs w:val="0"/>
+          <w:sz w:val="24"/>
+          <w:lang w:val="en-US" w:eastAsia="zh-CN"/>
+        </w:rPr>
+      </w:pPr>
+    </w:p>
+    <w:p>
+      <w:pPr>
+        <w:keepNext w:val="0"/>
+        <w:keepLines w:val="0"/>
+        <w:pageBreakBefore w:val="0"/>
+        <w:widowControl w:val="0"/>
+        <w:kinsoku/>
+        <w:wordWrap/>
+        <w:overflowPunct/>
+        <w:topLinePunct w:val="0"/>
+        <w:autoSpaceDE/>
+        <w:autoSpaceDN/>
+        <w:bidi w:val="0"/>
+        <w:adjustRightInd/>
+        <w:snapToGrid/>
+        <w:ind w:firstLine="482" w:firstLineChars="200"/>
+        <w:textAlignment w:val="auto"/>
+        <w:rPr>
+          <w:rFonts w:hint="eastAsia" w:ascii="Times New Roman" w:hAnsi="Times New Roman"/>
+          <w:b/>
+          <w:bCs/>
+          <w:sz w:val="24"/>
+          <w:lang w:val="en-US" w:eastAsia="zh-CN"/>
+        </w:rPr>
+      </w:pPr>
+      <w:bookmarkStart w:id="0" w:name="_GoBack"/>
+      <w:r>
+        <w:rPr>
+          <w:rFonts w:hint="eastAsia" w:ascii="Times New Roman" w:hAnsi="Times New Roman"/>
+          <w:b/>
+          <w:bCs/>
+          <w:sz w:val="24"/>
+          <w:lang w:val="en-US" w:eastAsia="zh-CN"/>
+        </w:rPr>
+        <w:t>A Federated Learning Framework for Log Anomaly Detection in Distributed Systems</w:t>
+      </w:r>
+    </w:p>
+    <w:bookmarkEnd w:id="0"/>
+    <w:p>
+      <w:pPr>
+        <w:keepNext w:val="0"/>
+        <w:keepLines w:val="0"/>
+        <w:pageBreakBefore w:val="0"/>
+        <w:widowControl w:val="0"/>
+        <w:kinsoku/>
+        <w:wordWrap/>
+        <w:overflowPunct/>
+        <w:topLinePunct w:val="0"/>
+        <w:autoSpaceDE/>
+        <w:autoSpaceDN/>
+        <w:bidi w:val="0"/>
+        <w:adjustRightInd/>
+        <w:snapToGrid/>
+        <w:ind w:firstLine="480" w:firstLineChars="200"/>
+        <w:textAlignment w:val="auto"/>
+        <w:rPr>
+          <w:rFonts w:hint="eastAsia" w:ascii="Times New Roman" w:hAnsi="Times New Roman"/>
+          <w:b w:val="0"/>
+          <w:bCs w:val="0"/>
+          <w:sz w:val="24"/>
+          <w:lang w:val="en-US" w:eastAsia="zh-CN"/>
+        </w:rPr>
+      </w:pPr>
+    </w:p>
+    <w:p>
+      <w:pPr>
+        <w:keepNext w:val="0"/>
+        <w:keepLines w:val="0"/>
+        <w:pageBreakBefore w:val="0"/>
+        <w:widowControl w:val="0"/>
+        <w:kinsoku/>
+        <w:wordWrap/>
+        <w:overflowPunct/>
+        <w:topLinePunct w:val="0"/>
+        <w:autoSpaceDE/>
+        <w:autoSpaceDN/>
+        <w:bidi w:val="0"/>
+        <w:adjustRightInd/>
+        <w:snapToGrid/>
+        <w:ind w:firstLine="480" w:firstLineChars="200"/>
+        <w:textAlignment w:val="auto"/>
+        <w:rPr>
+          <w:rFonts w:hint="eastAsia" w:ascii="Times New Roman" w:hAnsi="Times New Roman"/>
+          <w:b w:val="0"/>
+          <w:bCs w:val="0"/>
+          <w:sz w:val="24"/>
+          <w:lang w:val="en-US" w:eastAsia="zh-CN"/>
+        </w:rPr>
+      </w:pPr>
+      <w:r>
+        <w:rPr>
+          <w:rFonts w:hint="eastAsia" w:ascii="Times New Roman" w:hAnsi="Times New Roman"/>
+          <w:b w:val="0"/>
+          <w:bCs w:val="0"/>
+          <w:sz w:val="24"/>
+          <w:lang w:val="en-US" w:eastAsia="zh-CN"/>
+        </w:rPr>
+        <w:t>Investigating the Impact of Log-Sequence Embeddings on Anomaly Detection: A Systematic Study</w:t>
+      </w:r>
+    </w:p>
+    <w:p>
+      <w:pPr>
+        <w:keepNext w:val="0"/>
+        <w:keepLines w:val="0"/>
+        <w:pageBreakBefore w:val="0"/>
+        <w:widowControl w:val="0"/>
+        <w:kinsoku/>
+        <w:wordWrap/>
+        <w:overflowPunct/>
+        <w:topLinePunct w:val="0"/>
+        <w:autoSpaceDE/>
+        <w:autoSpaceDN/>
+        <w:bidi w:val="0"/>
+        <w:adjustRightInd/>
+        <w:snapToGrid/>
+        <w:ind w:firstLine="480" w:firstLineChars="200"/>
+        <w:textAlignment w:val="auto"/>
+        <w:rPr>
+          <w:rFonts w:hint="eastAsia" w:ascii="Times New Roman" w:hAnsi="Times New Roman"/>
+          <w:b w:val="0"/>
+          <w:bCs w:val="0"/>
+          <w:sz w:val="24"/>
+          <w:lang w:val="en-US" w:eastAsia="zh-CN"/>
+        </w:rPr>
+      </w:pPr>
+    </w:p>
+    <w:p>
+      <w:pPr>
+        <w:keepNext w:val="0"/>
+        <w:keepLines w:val="0"/>
+        <w:pageBreakBefore w:val="0"/>
+        <w:widowControl w:val="0"/>
+        <w:kinsoku/>
+        <w:wordWrap/>
+        <w:overflowPunct/>
+        <w:topLinePunct w:val="0"/>
+        <w:autoSpaceDE/>
+        <w:autoSpaceDN/>
+        <w:bidi w:val="0"/>
+        <w:adjustRightInd/>
+        <w:snapToGrid/>
+        <w:ind w:firstLine="480" w:firstLineChars="200"/>
+        <w:textAlignment w:val="auto"/>
+        <w:rPr>
+          <w:rFonts w:hint="eastAsia" w:ascii="Times New Roman" w:hAnsi="Times New Roman"/>
+          <w:b w:val="0"/>
+          <w:bCs w:val="0"/>
+          <w:sz w:val="24"/>
+          <w:lang w:val="en-US" w:eastAsia="zh-CN"/>
+        </w:rPr>
+      </w:pPr>
+    </w:p>
+    <w:p>
+      <w:pPr>
+        <w:keepNext w:val="0"/>
+        <w:keepLines w:val="0"/>
+        <w:pageBreakBefore w:val="0"/>
+        <w:widowControl w:val="0"/>
+        <w:kinsoku/>
+        <w:wordWrap/>
+        <w:overflowPunct/>
+        <w:topLinePunct w:val="0"/>
+        <w:autoSpaceDE/>
+        <w:autoSpaceDN/>
+        <w:bidi w:val="0"/>
+        <w:adjustRightInd/>
+        <w:snapToGrid/>
+        <w:ind w:firstLine="480" w:firstLineChars="200"/>
+        <w:textAlignment w:val="auto"/>
+        <w:rPr>
+          <w:rFonts w:hint="eastAsia" w:ascii="Times New Roman" w:hAnsi="Times New Roman"/>
+          <w:b w:val="0"/>
+          <w:bCs w:val="0"/>
+          <w:sz w:val="24"/>
+          <w:lang w:val="en-US" w:eastAsia="zh-CN"/>
+        </w:rPr>
+      </w:pPr>
+    </w:p>
+    <w:p>
+      <w:pPr>
+        <w:keepNext w:val="0"/>
+        <w:keepLines w:val="0"/>
+        <w:pageBreakBefore w:val="0"/>
+        <w:widowControl w:val="0"/>
+        <w:kinsoku/>
+        <w:wordWrap/>
+        <w:overflowPunct/>
+        <w:topLinePunct w:val="0"/>
+        <w:autoSpaceDE/>
+        <w:autoSpaceDN/>
+        <w:bidi w:val="0"/>
+        <w:adjustRightInd/>
+        <w:snapToGrid/>
+        <w:ind w:firstLine="480" w:firstLineChars="200"/>
+        <w:textAlignment w:val="auto"/>
+        <w:rPr>
+          <w:rFonts w:hint="eastAsia" w:ascii="Times New Roman" w:hAnsi="Times New Roman"/>
+          <w:b w:val="0"/>
+          <w:bCs w:val="0"/>
+          <w:sz w:val="24"/>
+          <w:lang w:val="en-US" w:eastAsia="zh-CN"/>
+        </w:rPr>
+      </w:pPr>
+    </w:p>
+    <w:p>
+      <w:pPr>
+        <w:keepNext w:val="0"/>
+        <w:keepLines w:val="0"/>
+        <w:pageBreakBefore w:val="0"/>
+        <w:widowControl w:val="0"/>
+        <w:kinsoku/>
+        <w:wordWrap/>
+        <w:overflowPunct/>
+        <w:topLinePunct w:val="0"/>
+        <w:autoSpaceDE/>
+        <w:autoSpaceDN/>
+        <w:bidi w:val="0"/>
+        <w:adjustRightInd/>
+        <w:snapToGrid/>
+        <w:ind w:firstLine="480" w:firstLineChars="200"/>
+        <w:textAlignment w:val="auto"/>
+        <w:rPr>
+          <w:rFonts w:hint="eastAsia" w:ascii="Times New Roman" w:hAnsi="Times New Roman"/>
+          <w:b w:val="0"/>
+          <w:bCs w:val="0"/>
+          <w:sz w:val="24"/>
+          <w:lang w:val="en-US" w:eastAsia="zh-CN"/>
+        </w:rPr>
+      </w:pPr>
+    </w:p>
+    <w:p>
+      <w:pPr>
+        <w:keepNext w:val="0"/>
+        <w:keepLines w:val="0"/>
+        <w:pageBreakBefore w:val="0"/>
+        <w:widowControl w:val="0"/>
+        <w:kinsoku/>
+        <w:wordWrap/>
+        <w:overflowPunct/>
+        <w:topLinePunct w:val="0"/>
+        <w:autoSpaceDE/>
+        <w:autoSpaceDN/>
+        <w:bidi w:val="0"/>
+        <w:adjustRightInd/>
+        <w:snapToGrid/>
+        <w:ind w:firstLine="480" w:firstLineChars="200"/>
         <w:textAlignment w:val="auto"/>
         <w:rPr>
           <w:rFonts w:hint="eastAsia" w:ascii="Times New Roman" w:hAnsi="Times New Roman"/>
@@ -13398,49 +14431,25 @@
           <w:szCs w:val="32"/>
           <w:lang w:val="en-US" w:eastAsia="zh-CN"/>
         </w:rPr>
-        <w:t>R-Log: Incentivizing Log Analysis Capability in LLMs via Reasoning-based Reinforcement Learning</w:t>
-      </w:r>
-    </w:p>
-    <w:p>
-      <w:pPr>
-        <w:keepNext w:val="0"/>
-        <w:keepLines w:val="0"/>
-        <w:pageBreakBefore w:val="0"/>
-        <w:widowControl w:val="0"/>
-        <w:kinsoku/>
-        <w:wordWrap/>
-        <w:overflowPunct/>
-        <w:topLinePunct w:val="0"/>
-        <w:autoSpaceDE/>
-        <w:autoSpaceDN/>
-        <w:bidi w:val="0"/>
-        <w:adjustRightInd/>
-        <w:snapToGrid/>
-        <w:textAlignment w:val="auto"/>
-        <w:rPr>
-          <w:rFonts w:hint="eastAsia" w:ascii="Times New Roman" w:hAnsi="Times New Roman"/>
-          <w:b w:val="0"/>
-          <w:bCs w:val="0"/>
-          <w:sz w:val="24"/>
-          <w:lang w:val="en-US" w:eastAsia="zh-CN"/>
-        </w:rPr>
-      </w:pPr>
-    </w:p>
-    <w:p>
-      <w:pPr>
-        <w:keepNext w:val="0"/>
-        <w:keepLines w:val="0"/>
-        <w:pageBreakBefore w:val="0"/>
-        <w:widowControl w:val="0"/>
-        <w:kinsoku/>
-        <w:wordWrap/>
-        <w:overflowPunct/>
-        <w:topLinePunct w:val="0"/>
-        <w:autoSpaceDE/>
-        <w:autoSpaceDN/>
-        <w:bidi w:val="0"/>
-        <w:adjustRightInd/>
-        <w:snapToGrid/>
+        <w:t>LogCADA: Cross-System Log Anomaly Detection based on Two-Stage Multi-Source Domain Adaptation</w:t>
+      </w:r>
+    </w:p>
+    <w:p>
+      <w:pPr>
+        <w:keepNext w:val="0"/>
+        <w:keepLines w:val="0"/>
+        <w:pageBreakBefore w:val="0"/>
+        <w:widowControl w:val="0"/>
+        <w:kinsoku/>
+        <w:wordWrap/>
+        <w:overflowPunct/>
+        <w:topLinePunct w:val="0"/>
+        <w:autoSpaceDE/>
+        <w:autoSpaceDN/>
+        <w:bidi w:val="0"/>
+        <w:adjustRightInd/>
+        <w:snapToGrid/>
+        <w:ind w:firstLine="480" w:firstLineChars="200"/>
         <w:textAlignment w:val="auto"/>
         <w:rPr>
           <w:rFonts w:hint="eastAsia" w:ascii="Times New Roman" w:hAnsi="Times New Roman"/>
@@ -13507,30 +14516,81 @@
           <w:szCs w:val="32"/>
           <w:lang w:val="en-US" w:eastAsia="zh-CN"/>
         </w:rPr>
-        <w:t>RationAnomaly: Log Anomaly Detection with Rationality via Chain-of-Thought and Reinforcement Learning</w:t>
-      </w:r>
-    </w:p>
-    <w:p>
-      <w:pPr>
-        <w:rPr>
-          <w:rFonts w:ascii="Times New Roman" w:hAnsi="Times New Roman"/>
-          <w:sz w:val="24"/>
-        </w:rPr>
-      </w:pPr>
-    </w:p>
-    <w:p>
-      <w:pPr>
-        <w:rPr>
-          <w:rFonts w:ascii="Times New Roman" w:hAnsi="Times New Roman"/>
-          <w:sz w:val="24"/>
-        </w:rPr>
-      </w:pPr>
-    </w:p>
-    <w:p>
-      <w:pPr>
-        <w:rPr>
-          <w:rFonts w:ascii="Times New Roman" w:hAnsi="Times New Roman"/>
-          <w:sz w:val="24"/>
+        <w:t>R-Log: Incentivizing Log Analysis Capability in LLMs via Reasoning-based Reinforcement Learning</w:t>
+      </w:r>
+    </w:p>
+    <w:p>
+      <w:pPr>
+        <w:keepNext w:val="0"/>
+        <w:keepLines w:val="0"/>
+        <w:pageBreakBefore w:val="0"/>
+        <w:widowControl w:val="0"/>
+        <w:kinsoku/>
+        <w:wordWrap/>
+        <w:overflowPunct/>
+        <w:topLinePunct w:val="0"/>
+        <w:autoSpaceDE/>
+        <w:autoSpaceDN/>
+        <w:bidi w:val="0"/>
+        <w:adjustRightInd/>
+        <w:snapToGrid/>
+        <w:textAlignment w:val="auto"/>
+        <w:rPr>
+          <w:rFonts w:hint="eastAsia" w:ascii="Times New Roman" w:hAnsi="Times New Roman"/>
+          <w:b w:val="0"/>
+          <w:bCs w:val="0"/>
+          <w:sz w:val="24"/>
+          <w:lang w:val="en-US" w:eastAsia="zh-CN"/>
+        </w:rPr>
+      </w:pPr>
+    </w:p>
+    <w:p>
+      <w:pPr>
+        <w:keepNext w:val="0"/>
+        <w:keepLines w:val="0"/>
+        <w:pageBreakBefore w:val="0"/>
+        <w:widowControl w:val="0"/>
+        <w:kinsoku/>
+        <w:wordWrap/>
+        <w:overflowPunct/>
+        <w:topLinePunct w:val="0"/>
+        <w:autoSpaceDE/>
+        <w:autoSpaceDN/>
+        <w:bidi w:val="0"/>
+        <w:adjustRightInd/>
+        <w:snapToGrid/>
+        <w:textAlignment w:val="auto"/>
+        <w:rPr>
+          <w:rFonts w:hint="eastAsia" w:ascii="Times New Roman" w:hAnsi="Times New Roman"/>
+          <w:b w:val="0"/>
+          <w:bCs w:val="0"/>
+          <w:sz w:val="24"/>
+          <w:lang w:val="en-US" w:eastAsia="zh-CN"/>
+        </w:rPr>
+      </w:pPr>
+    </w:p>
+    <w:p>
+      <w:pPr>
+        <w:keepNext w:val="0"/>
+        <w:keepLines w:val="0"/>
+        <w:pageBreakBefore w:val="0"/>
+        <w:widowControl w:val="0"/>
+        <w:kinsoku/>
+        <w:wordWrap/>
+        <w:overflowPunct/>
+        <w:topLinePunct w:val="0"/>
+        <w:autoSpaceDE/>
+        <w:autoSpaceDN/>
+        <w:bidi w:val="0"/>
+        <w:adjustRightInd/>
+        <w:snapToGrid/>
+        <w:textAlignment w:val="auto"/>
+        <w:rPr>
+          <w:rFonts w:hint="eastAsia" w:ascii="Times New Roman" w:hAnsi="Times New Roman"/>
+          <w:b w:val="0"/>
+          <w:bCs w:val="0"/>
+          <w:sz w:val="24"/>
+          <w:lang w:val="en-US" w:eastAsia="zh-CN"/>
         </w:rPr>
       </w:pPr>
     </w:p>
@@ -13558,7 +14618,6 @@
           <w:lang w:val="en-US" w:eastAsia="zh-CN"/>
         </w:rPr>
       </w:pPr>
-      <w:bookmarkStart w:id="0" w:name="_GoBack"/>
       <w:r>
         <w:rPr>
           <w:rFonts w:hint="eastAsia" w:ascii="Times New Roman" w:hAnsi="Times New Roman"/>
@@ -13566,10 +14625,67 @@
           <w:szCs w:val="32"/>
           <w:lang w:val="en-US" w:eastAsia="zh-CN"/>
         </w:rPr>
+        <w:t>RationAnomaly: Log Anomaly Detection with Rationality via Chain-of-Thought and Reinforcement Learning</w:t>
+      </w:r>
+    </w:p>
+    <w:p>
+      <w:pPr>
+        <w:rPr>
+          <w:rFonts w:ascii="Times New Roman" w:hAnsi="Times New Roman"/>
+          <w:sz w:val="24"/>
+        </w:rPr>
+      </w:pPr>
+    </w:p>
+    <w:p>
+      <w:pPr>
+        <w:rPr>
+          <w:rFonts w:ascii="Times New Roman" w:hAnsi="Times New Roman"/>
+          <w:sz w:val="24"/>
+        </w:rPr>
+      </w:pPr>
+    </w:p>
+    <w:p>
+      <w:pPr>
+        <w:rPr>
+          <w:rFonts w:ascii="Times New Roman" w:hAnsi="Times New Roman"/>
+          <w:sz w:val="24"/>
+        </w:rPr>
+      </w:pPr>
+    </w:p>
+    <w:p>
+      <w:pPr>
+        <w:keepNext w:val="0"/>
+        <w:keepLines w:val="0"/>
+        <w:pageBreakBefore w:val="0"/>
+        <w:widowControl w:val="0"/>
+        <w:kinsoku/>
+        <w:wordWrap/>
+        <w:overflowPunct/>
+        <w:topLinePunct w:val="0"/>
+        <w:autoSpaceDE/>
+        <w:autoSpaceDN/>
+        <w:bidi w:val="0"/>
+        <w:adjustRightInd/>
+        <w:snapToGrid/>
+        <w:textAlignment w:val="auto"/>
+        <w:outlineLvl w:val="0"/>
+        <w:rPr>
+          <w:rFonts w:hint="eastAsia" w:ascii="Times New Roman" w:hAnsi="Times New Roman"/>
+          <w:sz w:val="32"/>
+          <w:szCs w:val="32"/>
+          <w:lang w:val="en-US" w:eastAsia="zh-CN"/>
+        </w:rPr>
+      </w:pPr>
+      <w:r>
+        <w:rPr>
+          <w:rFonts w:hint="eastAsia" w:ascii="Times New Roman" w:hAnsi="Times New Roman"/>
+          <w:sz w:val="32"/>
+          <w:szCs w:val="32"/>
+          <w:lang w:val="en-US" w:eastAsia="zh-CN"/>
+        </w:rPr>
         <w:t>OpenRCA</w:t>
       </w:r>
     </w:p>
-    <w:bookmarkEnd w:id="0"/>
     <w:p>
       <w:pPr>
         <w:rPr>
